--- a/Samiul_Alam_Sumel_Freelance_CV.docx
+++ b/Samiul_Alam_Sumel_Freelance_CV.docx
@@ -1014,6 +1014,97 @@
     </w:p>
     <w:p>
       <w:pPr>
+        <w:spacing w:before="80" w:after="20"/>
+      </w:pPr>
+      <w:r>
+        <w:rPr>
+          <w:b/>
+          <w:color w:val="1E3A5F"/>
+          <w:sz w:val="20"/>
+        </w:rPr>
+        <w:t>English Mastery</w:t>
+      </w:r>
+      <w:r>
+        <w:rPr>
+          <w:color w:val="5A5A5A"/>
+          <w:sz w:val="17"/>
+        </w:rPr>
+        <w:t xml:space="preserve">   —   </w:t>
+      </w:r>
+      <w:hyperlink r:id="rId25">
+        <w:r>
+          <w:rPr>
+            <w:rFonts w:ascii="Calibri" w:hAnsi="Calibri"/>
+            <w:u w:val="single"/>
+            <w:color w:val="B8862A"/>
+            <w:sz w:val="17.6"/>
+          </w:rPr>
+          <w:t>Live</w:t>
+        </w:r>
+      </w:hyperlink>
+      <w:r>
+        <w:rPr>
+          <w:color w:val="5A5A5A"/>
+          <w:sz w:val="17"/>
+        </w:rPr>
+        <w:t xml:space="preserve">  |  </w:t>
+      </w:r>
+      <w:hyperlink r:id="rId26">
+        <w:r>
+          <w:rPr>
+            <w:rFonts w:ascii="Calibri" w:hAnsi="Calibri"/>
+            <w:u w:val="single"/>
+            <w:color w:val="B8862A"/>
+            <w:sz w:val="17.6"/>
+          </w:rPr>
+          <w:t>GitHub</w:t>
+        </w:r>
+      </w:hyperlink>
+    </w:p>
+    <w:p>
+      <w:pPr>
+        <w:spacing w:after="20" w:line="252" w:lineRule="auto"/>
+        <w:jc w:val="both"/>
+      </w:pPr>
+      <w:r>
+        <w:rPr>
+          <w:i/>
+          <w:color w:val="5A5A5A"/>
+          <w:sz w:val="18"/>
+        </w:rPr>
+        <w:t>Problem: English-reading material online is usually a loose pile of pages with no level structure, so a learner can't tell where they are or what to read next.</w:t>
+      </w:r>
+    </w:p>
+    <w:p>
+      <w:pPr>
+        <w:spacing w:after="20" w:line="252" w:lineRule="auto"/>
+        <w:jc w:val="both"/>
+      </w:pPr>
+      <w:r>
+        <w:rPr>
+          <w:i w:val="0"/>
+          <w:color w:val="2A2A2A"/>
+          <w:sz w:val="18"/>
+        </w:rPr>
+        <w:t>Content-driven learning platform: 88 reading lessons across 9 skill levels, each paired with a writing task and a speaking drill. A Node build script validates every Markdown lesson against a schema and generates the whole static site, so adding a lesson is a one-file change. Zero-framework HTML/CSS/vanilla JS output, GitHub Actions CI, auto-deployed to Cloudflare Pages.</w:t>
+      </w:r>
+    </w:p>
+    <w:p>
+      <w:pPr>
+        <w:spacing w:after="60" w:line="252" w:lineRule="auto"/>
+        <w:jc w:val="both"/>
+      </w:pPr>
+      <w:r>
+        <w:rPr>
+          <w:i/>
+          <w:color w:val="5A5A5A"/>
+          <w:sz w:val="17"/>
+        </w:rPr>
+        <w:t>Tech: Node.js, Vanilla JS, Static Site Generation, GitHub Actions, Cloudflare Pages</w:t>
+      </w:r>
+    </w:p>
+    <w:p>
+      <w:pPr>
         <w:spacing w:before="140" w:after="60"/>
         <w:pBdr>
           <w:bottom w:val="single" w:sz="6" w:space="2" w:color="B8862A"/>

--- a/Samiul_Alam_Sumel_Freelance_CV.docx
+++ b/Samiul_Alam_Sumel_Freelance_CV.docx
@@ -813,7 +813,7 @@
           <w:color w:val="2A2A2A"/>
           <w:sz w:val="18"/>
         </w:rPr>
-        <w:t>Single-file, client-side project requirement intake form — structured questions, no backend required, mailto-based report so the completed brief lands directly in an inbox.</w:t>
+        <w:t>Project requirement intake form — 18 structured sections, a serverless submission API, and a password-protected admin dashboard that tracks each lead from New to Won/Lost, with the client's own email app as a fallback.</w:t>
       </w:r>
     </w:p>
     <w:p>
@@ -827,7 +827,7 @@
           <w:color w:val="5A5A5A"/>
           <w:sz w:val="17"/>
         </w:rPr>
-        <w:t>Tech: JavaScript, HTML/CSS, Client-Side Only</w:t>
+        <w:t>Tech: JavaScript, HTML/CSS, Cloudflare Pages Functions, GitHub API</w:t>
       </w:r>
     </w:p>
     <w:p>
@@ -995,7 +995,7 @@
           <w:color w:val="2A2A2A"/>
           <w:sz w:val="18"/>
         </w:rPr>
-        <w:t>Next.js static-export culinary encyclopedia on Cloudflare Pages: continent -&gt; country -&gt; dish browsing, client-side search, and a per-dish confidence rating instead of presenting every entry as equally certain. Cloudflare Worker proxies a private GitHub data repo, admin CRUD, and a Durable-Object-backed visit counter. Asia live (7 countries, 280 dishes); other continents planned.</w:t>
+        <w:t>Next.js static-export culinary encyclopedia on Cloudflare Pages: continent -&gt; country -&gt; dish browsing, client-side search, and a per-dish confidence rating instead of presenting every entry as equally certain. Cloudflare Worker proxies a private GitHub data repo, admin CRUD, and a Durable-Object-backed visit counter. Asia live (7 countries, 295 dishes); other continents planned.</w:t>
       </w:r>
     </w:p>
     <w:p>
@@ -1086,7 +1086,7 @@
           <w:color w:val="2A2A2A"/>
           <w:sz w:val="18"/>
         </w:rPr>
-        <w:t>Content-driven learning platform: 88 reading lessons across 9 skill levels, each paired with a writing task and a speaking drill. A Node build script validates every Markdown lesson against a schema and generates the whole static site, so adding a lesson is a one-file change. Zero-framework HTML/CSS/vanilla JS output, GitHub Actions CI, auto-deployed to Cloudflare Pages.</w:t>
+        <w:t>Content-driven learning platform: 88 reading lessons across 9 skill levels with 87 paired writing tasks and speaking drills. A Node build script validates every Markdown lesson against a schema and generates the whole static site, so adding a lesson is a one-file change. Zero-framework HTML/CSS/vanilla JS output, GitHub Actions CI, auto-deployed to Cloudflare Pages.</w:t>
       </w:r>
     </w:p>
     <w:p>

--- a/Samiul_Alam_Sumel_Freelance_CV.docx
+++ b/Samiul_Alam_Sumel_Freelance_CV.docx
@@ -584,25 +584,7 @@
             <w:color w:val="B8862A"/>
             <w:sz w:val="17.6"/>
           </w:rPr>
-          <w:t>Live</w:t>
-        </w:r>
-      </w:hyperlink>
-      <w:r>
-        <w:rPr>
-          <w:color w:val="5A5A5A"/>
-          <w:sz w:val="17"/>
-        </w:rPr>
-        <w:t xml:space="preserve">  |  </w:t>
-      </w:r>
-      <w:hyperlink r:id="rId16">
-        <w:r>
-          <w:rPr>
-            <w:rFonts w:ascii="Calibri" w:hAnsi="Calibri"/>
-            <w:u w:val="single"/>
-            <w:color w:val="B8862A"/>
-            <w:sz w:val="17.6"/>
-          </w:rPr>
-          <w:t>GitHub</w:t>
+          <w:t>Case study</w:t>
         </w:r>
       </w:hyperlink>
     </w:p>
@@ -667,7 +649,7 @@
         </w:rPr>
         <w:t xml:space="preserve">   —   </w:t>
       </w:r>
-      <w:hyperlink r:id="rId17">
+      <w:hyperlink r:id="rId16">
         <w:r>
           <w:rPr>
             <w:rFonts w:ascii="Calibri" w:hAnsi="Calibri"/>
@@ -675,25 +657,7 @@
             <w:color w:val="B8862A"/>
             <w:sz w:val="17.6"/>
           </w:rPr>
-          <w:t>Live</w:t>
-        </w:r>
-      </w:hyperlink>
-      <w:r>
-        <w:rPr>
-          <w:color w:val="5A5A5A"/>
-          <w:sz w:val="17"/>
-        </w:rPr>
-        <w:t xml:space="preserve">  |  </w:t>
-      </w:r>
-      <w:hyperlink r:id="rId18">
-        <w:r>
-          <w:rPr>
-            <w:rFonts w:ascii="Calibri" w:hAnsi="Calibri"/>
-            <w:u w:val="single"/>
-            <w:color w:val="B8862A"/>
-            <w:sz w:val="17.6"/>
-          </w:rPr>
-          <w:t>GitHub</w:t>
+          <w:t>Case study</w:t>
         </w:r>
       </w:hyperlink>
     </w:p>
@@ -758,7 +722,7 @@
         </w:rPr>
         <w:t xml:space="preserve">   —   </w:t>
       </w:r>
-      <w:hyperlink r:id="rId19">
+      <w:hyperlink r:id="rId17">
         <w:r>
           <w:rPr>
             <w:rFonts w:ascii="Calibri" w:hAnsi="Calibri"/>
@@ -776,7 +740,7 @@
         </w:rPr>
         <w:t xml:space="preserve">  |  </w:t>
       </w:r>
-      <w:hyperlink r:id="rId20">
+      <w:hyperlink r:id="rId18">
         <w:r>
           <w:rPr>
             <w:rFonts w:ascii="Calibri" w:hAnsi="Calibri"/>
@@ -849,7 +813,7 @@
         </w:rPr>
         <w:t xml:space="preserve">   —   </w:t>
       </w:r>
-      <w:hyperlink r:id="rId21">
+      <w:hyperlink r:id="rId19">
         <w:r>
           <w:rPr>
             <w:rFonts w:ascii="Calibri" w:hAnsi="Calibri"/>
@@ -867,7 +831,7 @@
         </w:rPr>
         <w:t xml:space="preserve">  |  </w:t>
       </w:r>
-      <w:hyperlink r:id="rId22">
+      <w:hyperlink r:id="rId20">
         <w:r>
           <w:rPr>
             <w:rFonts w:ascii="Calibri" w:hAnsi="Calibri"/>
@@ -940,7 +904,7 @@
         </w:rPr>
         <w:t xml:space="preserve">   —   </w:t>
       </w:r>
-      <w:hyperlink r:id="rId23">
+      <w:hyperlink r:id="rId21">
         <w:r>
           <w:rPr>
             <w:rFonts w:ascii="Calibri" w:hAnsi="Calibri"/>
@@ -958,7 +922,7 @@
         </w:rPr>
         <w:t xml:space="preserve">  |  </w:t>
       </w:r>
-      <w:hyperlink r:id="rId24">
+      <w:hyperlink r:id="rId22">
         <w:r>
           <w:rPr>
             <w:rFonts w:ascii="Calibri" w:hAnsi="Calibri"/>
@@ -1031,7 +995,7 @@
         </w:rPr>
         <w:t xml:space="preserve">   —   </w:t>
       </w:r>
-      <w:hyperlink r:id="rId25">
+      <w:hyperlink r:id="rId23">
         <w:r>
           <w:rPr>
             <w:rFonts w:ascii="Calibri" w:hAnsi="Calibri"/>
@@ -1049,7 +1013,7 @@
         </w:rPr>
         <w:t xml:space="preserve">  |  </w:t>
       </w:r>
-      <w:hyperlink r:id="rId26">
+      <w:hyperlink r:id="rId24">
         <w:r>
           <w:rPr>
             <w:rFonts w:ascii="Calibri" w:hAnsi="Calibri"/>
